--- a/docs/Phase1_Report_Draft-2.docx
+++ b/docs/Phase1_Report_Draft-2.docx
@@ -4612,8 +4612,8 @@
                 <w:szCs w:val="24"/>
               </w:rPr>
               <w:drawing>
-                <wp:inline distB="19050" distT="19050" distL="19050" distR="19050">
-                  <wp:extent cx="5334000" cy="2688590"/>
+                <wp:inline distB="114300" distT="114300" distL="114300" distR="114300">
+                  <wp:extent cx="3741712" cy="5176564"/>
                   <wp:effectExtent b="0" l="0" r="0" t="0"/>
                   <wp:docPr id="1" name="image1.png"/>
                   <a:graphic>
@@ -4633,7 +4633,7 @@
                         <pic:spPr>
                           <a:xfrm>
                             <a:off x="0" y="0"/>
-                            <a:ext cx="5334000" cy="2688590"/>
+                            <a:ext cx="3741712" cy="5176564"/>
                           </a:xfrm>
                           <a:prstGeom prst="rect"/>
                           <a:ln/>

--- a/docs/Phase1_Report_Draft-2.docx
+++ b/docs/Phase1_Report_Draft-2.docx
@@ -57,7 +57,7 @@
           <w:szCs w:val="30"/>
           <w:rtl w:val="0"/>
         </w:rPr>
-        <w:t xml:space="preserve">Explainable, Camouflage-Resistant, Imbalance-Aware Graph Neural Networks for Cloud-Native Digital Banking Fraud Detection and Performance Analytics</w:t>
+        <w:t xml:space="preserve">Explainable AI-Based Cloud Performance Analytics for Digital Banking using Graph Neural Networks</w:t>
       </w:r>
       <w:r>
         <w:rPr>
@@ -4315,9 +4315,8 @@
     </w:p>
     <w:p>
       <w:pPr>
-        <w:widowControl w:val="0"/>
-        <w:spacing w:after="100" w:line="229.90779876708984" w:lineRule="auto"/>
-        <w:ind w:left="1080" w:hanging="360"/>
+        <w:spacing w:after="200" w:before="100" w:line="229.896" w:lineRule="auto"/>
+        <w:jc w:val="center"/>
         <w:rPr>
           <w:b w:val="1"/>
           <w:bCs w:val="1"/>
@@ -4325,118 +4324,68 @@
       </w:pPr>
       <w:r>
         <w:rPr>
-          <w:rtl w:val="0"/>
-        </w:rPr>
-      </w:r>
-    </w:p>
-    <w:tbl>
-      <w:tblPr>
-        <w:tblStyle w:val="Table2"/>
-        <w:tblW w:w="8985.0" w:type="dxa"/>
-        <w:jc w:val="left"/>
-        <w:tblBorders>
-          <w:top w:color="000000" w:space="0" w:sz="0" w:val="nil"/>
-          <w:left w:color="000000" w:space="0" w:sz="0" w:val="nil"/>
-          <w:bottom w:color="000000" w:space="0" w:sz="0" w:val="nil"/>
-          <w:right w:color="000000" w:space="0" w:sz="0" w:val="nil"/>
-          <w:insideH w:color="000000" w:space="0" w:sz="0" w:val="nil"/>
-          <w:insideV w:color="000000" w:space="0" w:sz="0" w:val="nil"/>
-        </w:tblBorders>
-        <w:tblLayout w:type="fixed"/>
-        <w:tblLook w:val="0600"/>
-      </w:tblPr>
-      <w:tblGrid>
-        <w:gridCol w:w="8985"/>
-        <w:tblGridChange w:id="0">
-          <w:tblGrid>
-            <w:gridCol w:w="8985"/>
-          </w:tblGrid>
-        </w:tblGridChange>
-      </w:tblGrid>
-      <w:tr>
-        <w:trPr>
-          <w:cantSplit w:val="0"/>
-          <w:trHeight w:val="1020" w:hRule="atLeast"/>
-          <w:tblHeader w:val="0"/>
-        </w:trPr>
-        <w:tc>
-          <w:tcPr>
-            <w:tcBorders>
-              <w:top w:color="000000" w:space="0" w:sz="5" w:val="single"/>
-              <w:left w:color="000000" w:space="0" w:sz="5" w:val="single"/>
-              <w:bottom w:color="000000" w:space="0" w:sz="5" w:val="single"/>
-              <w:right w:color="000000" w:space="0" w:sz="5" w:val="single"/>
-            </w:tcBorders>
-            <w:shd w:fill="f2f2f2" w:val="clear"/>
-            <w:tcMar>
-              <w:top w:w="200.0" w:type="dxa"/>
-              <w:left w:w="200.0" w:type="dxa"/>
-              <w:bottom w:w="200.0" w:type="dxa"/>
-              <w:right w:w="200.0" w:type="dxa"/>
-            </w:tcMar>
-            <w:vAlign w:val="top"/>
-          </w:tcPr>
-          <w:p>
-            <w:pPr>
-              <w:widowControl w:val="0"/>
-              <w:spacing w:line="203.2760238647461" w:lineRule="auto"/>
-              <w:ind w:left="6.479949951171875" w:right="778.604736328125" w:firstLine="179.48013305664062"/>
-              <w:rPr>
-                <w:b w:val="1"/>
-                <w:bCs w:val="1"/>
-                <w:i w:val="1"/>
-                <w:iCs w:val="1"/>
-                <w:sz w:val="24"/>
-                <w:szCs w:val="24"/>
-              </w:rPr>
-            </w:pPr>
-            <w:r>
-              <w:rPr>
-                <w:sz w:val="24"/>
-                <w:szCs w:val="24"/>
-              </w:rPr>
-              <w:drawing>
-                <wp:inline distB="19050" distT="19050" distL="19050" distR="19050">
-                  <wp:extent cx="5334000" cy="6695440"/>
-                  <wp:effectExtent b="0" l="0" r="0" t="0"/>
-                  <wp:docPr id="2" name="image2.png"/>
-                  <a:graphic>
-                    <a:graphicData uri="http://schemas.openxmlformats.org/drawingml/2006/picture">
-                      <pic:pic>
-                        <pic:nvPicPr>
-                          <pic:cNvPr id="0" name="image2.png"/>
-                          <pic:cNvPicPr preferRelativeResize="0"/>
-                        </pic:nvPicPr>
-                        <pic:blipFill>
-                          <a:blip r:embed="rId6"/>
-                          <a:srcRect b="0" l="0" r="0" t="0"/>
-                          <a:stretch>
-                            <a:fillRect/>
-                          </a:stretch>
-                        </pic:blipFill>
-                        <pic:spPr>
-                          <a:xfrm>
-                            <a:off x="0" y="0"/>
-                            <a:ext cx="5334000" cy="6695440"/>
-                          </a:xfrm>
-                          <a:prstGeom prst="rect"/>
-                          <a:ln/>
-                        </pic:spPr>
-                      </pic:pic>
-                    </a:graphicData>
-                  </a:graphic>
-                </wp:inline>
-              </w:drawing>
-            </w:r>
-            <w:r>
-              <w:rPr>
-                <w:rtl w:val="0"/>
-              </w:rPr>
-            </w:r>
-          </w:p>
-        </w:tc>
-      </w:tr>
-    </w:tbl>
+          <w:b w:val="1"/>
+          <w:bCs w:val="1"/>
+        </w:rPr>
+        <w:drawing>
+          <wp:inline distB="114300" distT="114300" distL="114300" distR="114300">
+            <wp:extent cx="5946498" cy="3327400"/>
+            <wp:effectExtent b="0" l="0" r="0" t="0"/>
+            <wp:docPr id="2" name="image1.png"/>
+            <a:graphic>
+              <a:graphicData uri="http://schemas.openxmlformats.org/drawingml/2006/picture">
+                <pic:pic>
+                  <pic:nvPicPr>
+                    <pic:cNvPr id="0" name="image1.png"/>
+                    <pic:cNvPicPr preferRelativeResize="0"/>
+                  </pic:nvPicPr>
+                  <pic:blipFill>
+                    <a:blip r:embed="rId6"/>
+                    <a:srcRect b="0" l="0" r="0" t="0"/>
+                    <a:stretch>
+                      <a:fillRect/>
+                    </a:stretch>
+                  </pic:blipFill>
+                  <pic:spPr>
+                    <a:xfrm>
+                      <a:off x="0" y="0"/>
+                      <a:ext cx="5946498" cy="3327400"/>
+                    </a:xfrm>
+                    <a:prstGeom prst="rect"/>
+                    <a:ln/>
+                  </pic:spPr>
+                </pic:pic>
+              </a:graphicData>
+            </a:graphic>
+          </wp:inline>
+        </w:drawing>
+      </w:r>
+      <w:r>
+        <w:rPr>
+          <w:rtl w:val="0"/>
+        </w:rPr>
+      </w:r>
+    </w:p>
+    <w:p>
+      <w:pPr>
+        <w:spacing w:after="200" w:before="100" w:line="229.896" w:lineRule="auto"/>
+        <w:jc w:val="center"/>
+        <w:rPr/>
+      </w:pPr>
+      <w:r>
+        <w:rPr>
+          <w:i w:val="1"/>
+          <w:iCs w:val="1"/>
+          <w:rtl w:val="0"/>
+        </w:rPr>
+        <w:t xml:space="preserve">Figure 1. Proposed AWS Cloud Architecture</w:t>
+      </w:r>
+      <w:r>
+        <w:rPr>
+          <w:rtl w:val="0"/>
+        </w:rPr>
+      </w:r>
+    </w:p>
     <w:p>
       <w:pPr>
         <w:spacing w:after="140" w:line="229.896" w:lineRule="auto"/>
@@ -4531,128 +4480,137 @@
     </w:p>
     <w:p>
       <w:pPr>
-        <w:widowControl w:val="0"/>
-        <w:spacing w:after="100" w:line="229.90779876708984" w:lineRule="auto"/>
-        <w:ind w:left="1080" w:hanging="360"/>
-        <w:rPr>
-          <w:b w:val="1"/>
-          <w:bCs w:val="1"/>
-        </w:rPr>
-      </w:pPr>
-      <w:r>
-        <w:rPr>
-          <w:rtl w:val="0"/>
-        </w:rPr>
-      </w:r>
-    </w:p>
-    <w:tbl>
-      <w:tblPr>
-        <w:tblStyle w:val="Table3"/>
-        <w:tblW w:w="8985.0" w:type="dxa"/>
+        <w:spacing w:after="400" w:before="400" w:line="229.896" w:lineRule="auto"/>
+        <w:jc w:val="center"/>
+        <w:rPr/>
+      </w:pPr>
+      <w:r>
+        <w:rPr/>
+        <w:drawing>
+          <wp:inline distB="19050" distT="19050" distL="19050" distR="19050">
+            <wp:extent cx="4229100" cy="3157728"/>
+            <wp:effectExtent b="0" l="0" r="0" t="0"/>
+            <wp:docPr descr="A detailed Data Flow Diagram (DFD) showing the transaction data processing, graph updates, GNN scoring, and explainability report generation" id="1" name="image2.jpg"/>
+            <a:graphic>
+              <a:graphicData uri="http://schemas.openxmlformats.org/drawingml/2006/picture">
+                <pic:pic>
+                  <pic:nvPicPr>
+                    <pic:cNvPr descr="A detailed Data Flow Diagram (DFD) showing the transaction data processing, graph updates, GNN scoring, and explainability report generation" id="0" name="image2.jpg"/>
+                    <pic:cNvPicPr preferRelativeResize="0"/>
+                  </pic:nvPicPr>
+                  <pic:blipFill>
+                    <a:blip r:embed="rId7"/>
+                    <a:srcRect b="0" l="0" r="0" t="0"/>
+                    <a:stretch>
+                      <a:fillRect/>
+                    </a:stretch>
+                  </pic:blipFill>
+                  <pic:spPr>
+                    <a:xfrm>
+                      <a:off x="0" y="0"/>
+                      <a:ext cx="4229100" cy="3157728"/>
+                    </a:xfrm>
+                    <a:prstGeom prst="rect"/>
+                    <a:ln/>
+                  </pic:spPr>
+                </pic:pic>
+              </a:graphicData>
+            </a:graphic>
+          </wp:inline>
+        </w:drawing>
+      </w:r>
+      <w:r>
+        <w:rPr>
+          <w:rtl w:val="0"/>
+        </w:rPr>
+      </w:r>
+    </w:p>
+    <w:p>
+      <w:pPr>
+        <w:spacing w:after="200" w:before="100" w:line="229.896" w:lineRule="auto"/>
+        <w:jc w:val="center"/>
+        <w:rPr>
+          <w:i w:val="1"/>
+          <w:iCs w:val="1"/>
+        </w:rPr>
+      </w:pPr>
+      <w:r>
+        <w:rPr>
+          <w:i w:val="1"/>
+          <w:iCs w:val="1"/>
+          <w:rtl w:val="0"/>
+        </w:rPr>
+        <w:t xml:space="preserve">Figure 2. Data Flow Diagram of the Proposed System</w:t>
+      </w:r>
+    </w:p>
+    <w:p>
+      <w:pPr>
+        <w:spacing w:after="200" w:before="100" w:line="229.896" w:lineRule="auto"/>
         <w:jc w:val="left"/>
-        <w:tblBorders>
-          <w:top w:color="000000" w:space="0" w:sz="0" w:val="nil"/>
-          <w:left w:color="000000" w:space="0" w:sz="0" w:val="nil"/>
-          <w:bottom w:color="000000" w:space="0" w:sz="0" w:val="nil"/>
-          <w:right w:color="000000" w:space="0" w:sz="0" w:val="nil"/>
-          <w:insideH w:color="000000" w:space="0" w:sz="0" w:val="nil"/>
-          <w:insideV w:color="000000" w:space="0" w:sz="0" w:val="nil"/>
-        </w:tblBorders>
-        <w:tblLayout w:type="fixed"/>
-        <w:tblLook w:val="0600"/>
-      </w:tblPr>
-      <w:tblGrid>
-        <w:gridCol w:w="8985"/>
-        <w:tblGridChange w:id="0">
-          <w:tblGrid>
-            <w:gridCol w:w="8985"/>
-          </w:tblGrid>
-        </w:tblGridChange>
-      </w:tblGrid>
-      <w:tr>
-        <w:trPr>
-          <w:cantSplit w:val="0"/>
-          <w:trHeight w:val="1020" w:hRule="atLeast"/>
-          <w:tblHeader w:val="0"/>
-        </w:trPr>
-        <w:tc>
-          <w:tcPr>
-            <w:tcBorders>
-              <w:top w:color="000000" w:space="0" w:sz="5" w:val="single"/>
-              <w:left w:color="000000" w:space="0" w:sz="5" w:val="single"/>
-              <w:bottom w:color="000000" w:space="0" w:sz="5" w:val="single"/>
-              <w:right w:color="000000" w:space="0" w:sz="5" w:val="single"/>
-            </w:tcBorders>
-            <w:shd w:fill="f2f2f2" w:val="clear"/>
-            <w:tcMar>
-              <w:top w:w="200.0" w:type="dxa"/>
-              <w:left w:w="200.0" w:type="dxa"/>
-              <w:bottom w:w="200.0" w:type="dxa"/>
-              <w:right w:w="200.0" w:type="dxa"/>
-            </w:tcMar>
-            <w:vAlign w:val="top"/>
-          </w:tcPr>
-          <w:p>
-            <w:pPr>
-              <w:widowControl w:val="0"/>
-              <w:spacing w:line="208.27754974365234" w:lineRule="auto"/>
-              <w:ind w:left="6.479949951171875" w:right="778.604736328125" w:firstLine="179.48013305664062"/>
-              <w:rPr>
-                <w:b w:val="1"/>
-                <w:bCs w:val="1"/>
-                <w:i w:val="1"/>
-                <w:iCs w:val="1"/>
-                <w:sz w:val="24"/>
-                <w:szCs w:val="24"/>
-              </w:rPr>
-            </w:pPr>
-            <w:r>
-              <w:rPr>
-                <w:sz w:val="24"/>
-                <w:szCs w:val="24"/>
-              </w:rPr>
-              <w:drawing>
-                <wp:inline distB="114300" distT="114300" distL="114300" distR="114300">
-                  <wp:extent cx="3741712" cy="5176564"/>
-                  <wp:effectExtent b="0" l="0" r="0" t="0"/>
-                  <wp:docPr id="1" name="image1.png"/>
-                  <a:graphic>
-                    <a:graphicData uri="http://schemas.openxmlformats.org/drawingml/2006/picture">
-                      <pic:pic>
-                        <pic:nvPicPr>
-                          <pic:cNvPr id="0" name="image1.png"/>
-                          <pic:cNvPicPr preferRelativeResize="0"/>
-                        </pic:nvPicPr>
-                        <pic:blipFill>
-                          <a:blip r:embed="rId7"/>
-                          <a:srcRect b="0" l="0" r="0" t="0"/>
-                          <a:stretch>
-                            <a:fillRect/>
-                          </a:stretch>
-                        </pic:blipFill>
-                        <pic:spPr>
-                          <a:xfrm>
-                            <a:off x="0" y="0"/>
-                            <a:ext cx="3741712" cy="5176564"/>
-                          </a:xfrm>
-                          <a:prstGeom prst="rect"/>
-                          <a:ln/>
-                        </pic:spPr>
-                      </pic:pic>
-                    </a:graphicData>
-                  </a:graphic>
-                </wp:inline>
-              </w:drawing>
-            </w:r>
-            <w:r>
-              <w:rPr>
-                <w:rtl w:val="0"/>
-              </w:rPr>
-            </w:r>
-          </w:p>
-        </w:tc>
-      </w:tr>
-    </w:tbl>
+        <w:rPr>
+          <w:i w:val="1"/>
+          <w:iCs w:val="1"/>
+        </w:rPr>
+      </w:pPr>
+      <w:r>
+        <w:rPr>
+          <w:rtl w:val="0"/>
+        </w:rPr>
+      </w:r>
+    </w:p>
+    <w:p>
+      <w:pPr>
+        <w:spacing w:after="200" w:before="100" w:line="229.896" w:lineRule="auto"/>
+        <w:jc w:val="left"/>
+        <w:rPr>
+          <w:i w:val="1"/>
+          <w:iCs w:val="1"/>
+        </w:rPr>
+      </w:pPr>
+      <w:r>
+        <w:rPr>
+          <w:i w:val="1"/>
+          <w:iCs w:val="1"/>
+        </w:rPr>
+        <w:drawing>
+          <wp:inline distB="114300" distT="114300" distL="114300" distR="114300">
+            <wp:extent cx="5037112" cy="3755480"/>
+            <wp:effectExtent b="0" l="0" r="0" t="0"/>
+            <wp:docPr id="3" name="image3.png"/>
+            <a:graphic>
+              <a:graphicData uri="http://schemas.openxmlformats.org/drawingml/2006/picture">
+                <pic:pic>
+                  <pic:nvPicPr>
+                    <pic:cNvPr id="0" name="image3.png"/>
+                    <pic:cNvPicPr preferRelativeResize="0"/>
+                  </pic:nvPicPr>
+                  <pic:blipFill>
+                    <a:blip r:embed="rId8"/>
+                    <a:srcRect b="0" l="0" r="0" t="0"/>
+                    <a:stretch>
+                      <a:fillRect/>
+                    </a:stretch>
+                  </pic:blipFill>
+                  <pic:spPr>
+                    <a:xfrm>
+                      <a:off x="0" y="0"/>
+                      <a:ext cx="5037112" cy="3755480"/>
+                    </a:xfrm>
+                    <a:prstGeom prst="rect"/>
+                    <a:ln/>
+                  </pic:spPr>
+                </pic:pic>
+              </a:graphicData>
+            </a:graphic>
+          </wp:inline>
+        </w:drawing>
+      </w:r>
+      <w:r>
+        <w:rPr>
+          <w:rtl w:val="0"/>
+        </w:rPr>
+      </w:r>
+    </w:p>
     <w:p>
       <w:pPr>
         <w:widowControl w:val="0"/>
@@ -4718,7 +4676,7 @@
     </w:p>
     <w:tbl>
       <w:tblPr>
-        <w:tblStyle w:val="Table4"/>
+        <w:tblStyle w:val="Table2"/>
         <w:tblW w:w="9364.564514160156" w:type="dxa"/>
         <w:jc w:val="left"/>
         <w:tblBorders>
@@ -6619,7 +6577,7 @@
     </w:p>
     <w:tbl>
       <w:tblPr>
-        <w:tblStyle w:val="Table5"/>
+        <w:tblStyle w:val="Table3"/>
         <w:tblW w:w="8985.0" w:type="dxa"/>
         <w:jc w:val="left"/>
         <w:tblBorders>
@@ -7571,95 +7529,124 @@
     <w:p>
       <w:pPr>
         <w:pStyle w:val="Heading1"/>
-        <w:keepNext w:val="0"/>
-        <w:keepLines w:val="0"/>
-        <w:widowControl w:val="0"/>
-        <w:spacing w:after="160" w:before="300" w:line="229.90779876708984" w:lineRule="auto"/>
-        <w:rPr>
-          <w:sz w:val="46"/>
-          <w:szCs w:val="46"/>
-        </w:rPr>
-      </w:pPr>
-      <w:bookmarkStart w:colFirst="0" w:colLast="0" w:name="_1j8ap1rozzqe" w:id="31"/>
+        <w:rPr/>
+      </w:pPr>
+      <w:bookmarkStart w:colFirst="0" w:colLast="0" w:name="_7sof8s3k3moz" w:id="31"/>
       <w:bookmarkEnd w:id="31"/>
       <w:r>
         <w:rPr>
-          <w:sz w:val="46"/>
-          <w:szCs w:val="46"/>
           <w:rtl w:val="0"/>
         </w:rPr>
         <w:t xml:space="preserve">10. Work Distribution</w:t>
+      </w:r>
+    </w:p>
+    <w:p>
+      <w:pPr>
+        <w:pStyle w:val="Heading2"/>
+        <w:rPr/>
+      </w:pPr>
+      <w:bookmarkStart w:colFirst="0" w:colLast="0" w:name="_gpw05b1tr0ew" w:id="32"/>
+      <w:bookmarkEnd w:id="32"/>
+      <w:r>
+        <w:rPr>
+          <w:rtl w:val="0"/>
+        </w:rPr>
+        <w:t xml:space="preserve">Project Title</w:t>
+      </w:r>
+    </w:p>
+    <w:p>
+      <w:pPr>
+        <w:rPr/>
+      </w:pPr>
+      <w:r>
+        <w:rPr>
+          <w:b w:val="1"/>
+          <w:bCs w:val="1"/>
+          <w:rtl w:val="0"/>
+        </w:rPr>
+        <w:t xml:space="preserve">Explainable AI-Based Cloud Performance Analytics for Digital Banking using Graph Neural Networks</w:t>
+      </w:r>
+      <w:r>
+        <w:rPr>
+          <w:rtl w:val="0"/>
+        </w:rPr>
+      </w:r>
+    </w:p>
+    <w:p>
+      <w:pPr>
+        <w:rPr/>
+      </w:pPr>
+      <w:r>
+        <w:pict>
+          <v:rect style="width:0.0pt;height:1.5pt" o:hr="t" o:hrstd="t" o:hralign="center" fillcolor="#A0A0A0" stroked="f"/>
+        </w:pict>
+      </w:r>
+      <w:r>
+        <w:rPr>
+          <w:rtl w:val="0"/>
+        </w:rPr>
+      </w:r>
+    </w:p>
+    <w:p>
+      <w:pPr>
+        <w:pStyle w:val="Heading2"/>
+        <w:rPr/>
+      </w:pPr>
+      <w:bookmarkStart w:colFirst="0" w:colLast="0" w:name="_5neashbq2tq8" w:id="33"/>
+      <w:bookmarkEnd w:id="33"/>
+      <w:r>
+        <w:rPr>
+          <w:rtl w:val="0"/>
+        </w:rPr>
+        <w:t xml:space="preserve">Team Members</w:t>
       </w:r>
     </w:p>
     <w:tbl>
       <w:tblPr>
-        <w:tblStyle w:val="Table6"/>
+        <w:tblStyle w:val="Table4"/>
         <w:tblW w:w="8985.0" w:type="dxa"/>
         <w:jc w:val="left"/>
         <w:tblBorders>
-          <w:top w:color="000000" w:space="0" w:sz="0" w:val="nil"/>
-          <w:left w:color="000000" w:space="0" w:sz="0" w:val="nil"/>
-          <w:bottom w:color="000000" w:space="0" w:sz="0" w:val="nil"/>
-          <w:right w:color="000000" w:space="0" w:sz="0" w:val="nil"/>
-          <w:insideH w:color="000000" w:space="0" w:sz="0" w:val="nil"/>
-          <w:insideV w:color="000000" w:space="0" w:sz="0" w:val="nil"/>
+          <w:top w:color="000000" w:space="0" w:sz="8" w:val="single"/>
+          <w:left w:color="000000" w:space="0" w:sz="8" w:val="single"/>
+          <w:bottom w:color="000000" w:space="0" w:sz="8" w:val="single"/>
+          <w:right w:color="000000" w:space="0" w:sz="8" w:val="single"/>
+          <w:insideH w:color="000000" w:space="0" w:sz="8" w:val="single"/>
+          <w:insideV w:color="000000" w:space="0" w:sz="8" w:val="single"/>
         </w:tblBorders>
         <w:tblLayout w:type="fixed"/>
         <w:tblLook w:val="0600"/>
       </w:tblPr>
       <w:tblGrid>
-        <w:gridCol w:w="2130"/>
-        <w:gridCol w:w="6855"/>
+        <w:gridCol w:w="800"/>
+        <w:gridCol w:w="2400"/>
+        <w:gridCol w:w="5785"/>
         <w:tblGridChange w:id="0">
           <w:tblGrid>
-            <w:gridCol w:w="2130"/>
-            <w:gridCol w:w="6855"/>
+            <w:gridCol w:w="800"/>
+            <w:gridCol w:w="2400"/>
+            <w:gridCol w:w="5785"/>
           </w:tblGrid>
         </w:tblGridChange>
       </w:tblGrid>
       <w:tr>
         <w:trPr>
           <w:cantSplit w:val="0"/>
-          <w:trHeight w:val="405" w:hRule="atLeast"/>
-          <w:tblHeader w:val="0"/>
+          <w:tblHeader w:val="1"/>
         </w:trPr>
         <w:tc>
-          <w:tcPr>
-            <w:tcBorders>
-              <w:top w:color="000000" w:space="0" w:sz="5" w:val="single"/>
-              <w:left w:color="000000" w:space="0" w:sz="5" w:val="single"/>
-              <w:bottom w:color="000000" w:space="0" w:sz="5" w:val="single"/>
-              <w:right w:color="000000" w:space="0" w:sz="5" w:val="single"/>
-            </w:tcBorders>
-            <w:shd w:fill="1f4e79" w:val="clear"/>
-            <w:tcMar>
-              <w:top w:w="80.0" w:type="dxa"/>
-              <w:left w:w="100.0" w:type="dxa"/>
-              <w:bottom w:w="80.0" w:type="dxa"/>
-              <w:right w:w="100.0" w:type="dxa"/>
-            </w:tcMar>
-            <w:vAlign w:val="top"/>
-          </w:tcPr>
+          <w:tcPr/>
           <w:p>
             <w:pPr>
-              <w:widowControl w:val="0"/>
-              <w:spacing w:line="229.90779876708984" w:lineRule="auto"/>
+              <w:rPr/>
+            </w:pPr>
+            <w:r>
               <w:rPr>
                 <w:b w:val="1"/>
                 <w:bCs w:val="1"/>
-                <w:color w:val="ffffff"/>
-                <w:sz w:val="19"/>
-                <w:szCs w:val="19"/>
-              </w:rPr>
-            </w:pPr>
-            <w:r>
-              <w:rPr>
-                <w:color w:val="ffffff"/>
-                <w:sz w:val="19"/>
-                <w:szCs w:val="19"/>
-                <w:rtl w:val="0"/>
-              </w:rPr>
-              <w:t xml:space="preserve">Team Member</w:t>
+                <w:rtl w:val="0"/>
+              </w:rPr>
+              <w:t xml:space="preserve">S.No</w:t>
             </w:r>
             <w:r>
               <w:rPr>
@@ -7669,42 +7656,39 @@
           </w:p>
         </w:tc>
         <w:tc>
-          <w:tcPr>
-            <w:tcBorders>
-              <w:top w:color="000000" w:space="0" w:sz="5" w:val="single"/>
-              <w:left w:color="000000" w:space="0" w:sz="0" w:val="nil"/>
-              <w:bottom w:color="000000" w:space="0" w:sz="5" w:val="single"/>
-              <w:right w:color="000000" w:space="0" w:sz="5" w:val="single"/>
-            </w:tcBorders>
-            <w:shd w:fill="1f4e79" w:val="clear"/>
-            <w:tcMar>
-              <w:top w:w="80.0" w:type="dxa"/>
-              <w:left w:w="100.0" w:type="dxa"/>
-              <w:bottom w:w="80.0" w:type="dxa"/>
-              <w:right w:w="100.0" w:type="dxa"/>
-            </w:tcMar>
-            <w:vAlign w:val="top"/>
-          </w:tcPr>
+          <w:tcPr/>
           <w:p>
             <w:pPr>
-              <w:widowControl w:val="0"/>
-              <w:spacing w:line="229.90779876708984" w:lineRule="auto"/>
+              <w:rPr/>
+            </w:pPr>
+            <w:r>
               <w:rPr>
                 <w:b w:val="1"/>
                 <w:bCs w:val="1"/>
-                <w:color w:val="ffffff"/>
-                <w:sz w:val="19"/>
-                <w:szCs w:val="19"/>
-              </w:rPr>
+                <w:rtl w:val="0"/>
+              </w:rPr>
+              <w:t xml:space="preserve">Team Member</w:t>
+            </w:r>
+            <w:r>
+              <w:rPr>
+                <w:rtl w:val="0"/>
+              </w:rPr>
+            </w:r>
+          </w:p>
+        </w:tc>
+        <w:tc>
+          <w:tcPr/>
+          <w:p>
+            <w:pPr>
+              <w:rPr/>
             </w:pPr>
             <w:r>
               <w:rPr>
-                <w:color w:val="ffffff"/>
-                <w:sz w:val="19"/>
-                <w:szCs w:val="19"/>
-                <w:rtl w:val="0"/>
-              </w:rPr>
-              <w:t xml:space="preserve">Assigned Responsibilities</w:t>
+                <w:b w:val="1"/>
+                <w:bCs w:val="1"/>
+                <w:rtl w:val="0"/>
+              </w:rPr>
+              <w:t xml:space="preserve">Responsibilities</w:t>
             </w:r>
             <w:r>
               <w:rPr>
@@ -7717,90 +7701,54 @@
       <w:tr>
         <w:trPr>
           <w:cantSplit w:val="0"/>
-          <w:trHeight w:val="855" w:hRule="atLeast"/>
           <w:tblHeader w:val="0"/>
         </w:trPr>
         <w:tc>
-          <w:tcPr>
-            <w:tcBorders>
-              <w:top w:color="000000" w:space="0" w:sz="0" w:val="nil"/>
-              <w:left w:color="000000" w:space="0" w:sz="5" w:val="single"/>
-              <w:bottom w:color="000000" w:space="0" w:sz="5" w:val="single"/>
-              <w:right w:color="000000" w:space="0" w:sz="5" w:val="single"/>
-            </w:tcBorders>
-            <w:tcMar>
-              <w:top w:w="80.0" w:type="dxa"/>
-              <w:left w:w="100.0" w:type="dxa"/>
-              <w:bottom w:w="80.0" w:type="dxa"/>
-              <w:right w:w="100.0" w:type="dxa"/>
-            </w:tcMar>
-            <w:vAlign w:val="top"/>
-          </w:tcPr>
+          <w:tcPr/>
           <w:p>
             <w:pPr>
-              <w:widowControl w:val="0"/>
-              <w:spacing w:line="229.90779876708984" w:lineRule="auto"/>
-              <w:rPr>
-                <w:b w:val="1"/>
-                <w:bCs w:val="1"/>
-                <w:sz w:val="19"/>
-                <w:szCs w:val="19"/>
-              </w:rPr>
+              <w:rPr/>
             </w:pPr>
             <w:r>
               <w:rPr>
-                <w:sz w:val="19"/>
-                <w:szCs w:val="19"/>
-                <w:rtl w:val="0"/>
-              </w:rPr>
-              <w:t xml:space="preserve">Haris K</w:t>
-            </w:r>
-            <w:r>
-              <w:rPr>
-                <w:rtl w:val="0"/>
-              </w:rPr>
+                <w:rtl w:val="0"/>
+              </w:rPr>
+              <w:t xml:space="preserve">1</w:t>
             </w:r>
           </w:p>
         </w:tc>
         <w:tc>
-          <w:tcPr>
-            <w:tcBorders>
-              <w:top w:color="000000" w:space="0" w:sz="0" w:val="nil"/>
-              <w:left w:color="000000" w:space="0" w:sz="0" w:val="nil"/>
-              <w:bottom w:color="000000" w:space="0" w:sz="5" w:val="single"/>
-              <w:right w:color="000000" w:space="0" w:sz="5" w:val="single"/>
-            </w:tcBorders>
-            <w:tcMar>
-              <w:top w:w="80.0" w:type="dxa"/>
-              <w:left w:w="100.0" w:type="dxa"/>
-              <w:bottom w:w="80.0" w:type="dxa"/>
-              <w:right w:w="100.0" w:type="dxa"/>
-            </w:tcMar>
-            <w:vAlign w:val="top"/>
-          </w:tcPr>
+          <w:tcPr/>
           <w:p>
             <w:pPr>
-              <w:widowControl w:val="0"/>
-              <w:spacing w:line="229.90779876708984" w:lineRule="auto"/>
+              <w:rPr/>
+            </w:pPr>
+            <w:r>
               <w:rPr>
                 <w:b w:val="1"/>
                 <w:bCs w:val="1"/>
-                <w:sz w:val="19"/>
-                <w:szCs w:val="19"/>
-              </w:rPr>
+                <w:rtl w:val="0"/>
+              </w:rPr>
+              <w:t xml:space="preserve">Haris K</w:t>
+            </w:r>
+            <w:r>
+              <w:rPr>
+                <w:rtl w:val="0"/>
+              </w:rPr>
+            </w:r>
+          </w:p>
+        </w:tc>
+        <w:tc>
+          <w:tcPr/>
+          <w:p>
+            <w:pPr>
+              <w:rPr/>
             </w:pPr>
             <w:r>
               <w:rPr>
-                <w:sz w:val="19"/>
-                <w:szCs w:val="19"/>
-                <w:rtl w:val="0"/>
-              </w:rPr>
-              <w:t xml:space="preserve">Literature Survey — Papers 1–5 (camouflage-resistant, imbalance-aware, and dynamic-graph GNN foundations); Research Gap Analysis (Member 1 gaps); AWS Services Planning; overall document consolidation.</w:t>
-            </w:r>
-            <w:r>
-              <w:rPr>
-                <w:rtl w:val="0"/>
-              </w:rPr>
+                <w:rtl w:val="0"/>
+              </w:rPr>
+              <w:t xml:space="preserve">Project coordination, GitHub repository management, Frontend development, AWS Architecture Design, Literature Survey (Papers 1–5), Documentation</w:t>
             </w:r>
           </w:p>
         </w:tc>
@@ -7808,92 +7756,54 @@
       <w:tr>
         <w:trPr>
           <w:cantSplit w:val="0"/>
-          <w:trHeight w:val="855" w:hRule="atLeast"/>
           <w:tblHeader w:val="0"/>
         </w:trPr>
         <w:tc>
-          <w:tcPr>
-            <w:tcBorders>
-              <w:top w:color="000000" w:space="0" w:sz="0" w:val="nil"/>
-              <w:left w:color="000000" w:space="0" w:sz="5" w:val="single"/>
-              <w:bottom w:color="000000" w:space="0" w:sz="5" w:val="single"/>
-              <w:right w:color="000000" w:space="0" w:sz="5" w:val="single"/>
-            </w:tcBorders>
-            <w:shd w:fill="ddebf7" w:val="clear"/>
-            <w:tcMar>
-              <w:top w:w="80.0" w:type="dxa"/>
-              <w:left w:w="100.0" w:type="dxa"/>
-              <w:bottom w:w="80.0" w:type="dxa"/>
-              <w:right w:w="100.0" w:type="dxa"/>
-            </w:tcMar>
-            <w:vAlign w:val="top"/>
-          </w:tcPr>
+          <w:tcPr/>
           <w:p>
             <w:pPr>
-              <w:widowControl w:val="0"/>
-              <w:spacing w:line="229.90779876708984" w:lineRule="auto"/>
-              <w:rPr>
-                <w:b w:val="1"/>
-                <w:bCs w:val="1"/>
-                <w:sz w:val="19"/>
-                <w:szCs w:val="19"/>
-              </w:rPr>
+              <w:rPr/>
             </w:pPr>
             <w:r>
               <w:rPr>
-                <w:sz w:val="19"/>
-                <w:szCs w:val="19"/>
-                <w:rtl w:val="0"/>
-              </w:rPr>
-              <w:t xml:space="preserve">Keshav Gokaram</w:t>
-            </w:r>
-            <w:r>
-              <w:rPr>
-                <w:rtl w:val="0"/>
-              </w:rPr>
+                <w:rtl w:val="0"/>
+              </w:rPr>
+              <w:t xml:space="preserve">2</w:t>
             </w:r>
           </w:p>
         </w:tc>
         <w:tc>
-          <w:tcPr>
-            <w:tcBorders>
-              <w:top w:color="000000" w:space="0" w:sz="0" w:val="nil"/>
-              <w:left w:color="000000" w:space="0" w:sz="0" w:val="nil"/>
-              <w:bottom w:color="000000" w:space="0" w:sz="5" w:val="single"/>
-              <w:right w:color="000000" w:space="0" w:sz="5" w:val="single"/>
-            </w:tcBorders>
-            <w:shd w:fill="ddebf7" w:val="clear"/>
-            <w:tcMar>
-              <w:top w:w="80.0" w:type="dxa"/>
-              <w:left w:w="100.0" w:type="dxa"/>
-              <w:bottom w:w="80.0" w:type="dxa"/>
-              <w:right w:w="100.0" w:type="dxa"/>
-            </w:tcMar>
-            <w:vAlign w:val="top"/>
-          </w:tcPr>
+          <w:tcPr/>
           <w:p>
             <w:pPr>
-              <w:widowControl w:val="0"/>
-              <w:spacing w:line="229.90779876708984" w:lineRule="auto"/>
+              <w:rPr/>
+            </w:pPr>
+            <w:r>
               <w:rPr>
                 <w:b w:val="1"/>
                 <w:bCs w:val="1"/>
-                <w:sz w:val="19"/>
-                <w:szCs w:val="19"/>
-              </w:rPr>
+                <w:rtl w:val="0"/>
+              </w:rPr>
+              <w:t xml:space="preserve">Keshav Gokaram</w:t>
+            </w:r>
+            <w:r>
+              <w:rPr>
+                <w:rtl w:val="0"/>
+              </w:rPr>
+            </w:r>
+          </w:p>
+        </w:tc>
+        <w:tc>
+          <w:tcPr/>
+          <w:p>
+            <w:pPr>
+              <w:rPr/>
             </w:pPr>
             <w:r>
               <w:rPr>
-                <w:sz w:val="19"/>
-                <w:szCs w:val="19"/>
-                <w:rtl w:val="0"/>
-              </w:rPr>
-              <w:t xml:space="preserve">Literature Survey — Papers 6–10 (explainable cloud-infrastructure anomaly detection); Research Gap Analysis (Member 2 gaps); Proposed AWS Cloud Architecture and diagram.</w:t>
-            </w:r>
-            <w:r>
-              <w:rPr>
-                <w:rtl w:val="0"/>
-              </w:rPr>
+                <w:rtl w:val="0"/>
+              </w:rPr>
+              <w:t xml:space="preserve">Backend development, Database design, AWS service integration, API development, Literature Survey (Papers 6–10)</w:t>
             </w:r>
           </w:p>
         </w:tc>
@@ -7901,95 +7811,779 @@
       <w:tr>
         <w:trPr>
           <w:cantSplit w:val="0"/>
-          <w:trHeight w:val="855" w:hRule="atLeast"/>
           <w:tblHeader w:val="0"/>
         </w:trPr>
         <w:tc>
-          <w:tcPr>
-            <w:tcBorders>
-              <w:top w:color="000000" w:space="0" w:sz="0" w:val="nil"/>
-              <w:left w:color="000000" w:space="0" w:sz="5" w:val="single"/>
-              <w:bottom w:color="000000" w:space="0" w:sz="5" w:val="single"/>
-              <w:right w:color="000000" w:space="0" w:sz="5" w:val="single"/>
-            </w:tcBorders>
-            <w:tcMar>
-              <w:top w:w="80.0" w:type="dxa"/>
-              <w:left w:w="100.0" w:type="dxa"/>
-              <w:bottom w:w="80.0" w:type="dxa"/>
-              <w:right w:w="100.0" w:type="dxa"/>
-            </w:tcMar>
-            <w:vAlign w:val="top"/>
-          </w:tcPr>
+          <w:tcPr/>
           <w:p>
             <w:pPr>
-              <w:widowControl w:val="0"/>
-              <w:spacing w:line="229.90779876708984" w:lineRule="auto"/>
-              <w:rPr>
-                <w:b w:val="1"/>
-                <w:bCs w:val="1"/>
-                <w:sz w:val="19"/>
-                <w:szCs w:val="19"/>
-              </w:rPr>
+              <w:rPr/>
             </w:pPr>
             <w:r>
               <w:rPr>
-                <w:sz w:val="19"/>
-                <w:szCs w:val="19"/>
-                <w:rtl w:val="0"/>
-              </w:rPr>
-              <w:t xml:space="preserve">Harish Kumar</w:t>
-            </w:r>
-            <w:r>
-              <w:rPr>
-                <w:rtl w:val="0"/>
-              </w:rPr>
+                <w:rtl w:val="0"/>
+              </w:rPr>
+              <w:t xml:space="preserve">3</w:t>
             </w:r>
           </w:p>
         </w:tc>
         <w:tc>
-          <w:tcPr>
-            <w:tcBorders>
-              <w:top w:color="000000" w:space="0" w:sz="0" w:val="nil"/>
-              <w:left w:color="000000" w:space="0" w:sz="0" w:val="nil"/>
-              <w:bottom w:color="000000" w:space="0" w:sz="5" w:val="single"/>
-              <w:right w:color="000000" w:space="0" w:sz="5" w:val="single"/>
-            </w:tcBorders>
-            <w:tcMar>
-              <w:top w:w="80.0" w:type="dxa"/>
-              <w:left w:w="100.0" w:type="dxa"/>
-              <w:bottom w:w="80.0" w:type="dxa"/>
-              <w:right w:w="100.0" w:type="dxa"/>
-            </w:tcMar>
-            <w:vAlign w:val="top"/>
-          </w:tcPr>
+          <w:tcPr/>
           <w:p>
             <w:pPr>
-              <w:widowControl w:val="0"/>
-              <w:spacing w:line="229.90779876708984" w:lineRule="auto"/>
+              <w:rPr/>
+            </w:pPr>
+            <w:r>
               <w:rPr>
                 <w:b w:val="1"/>
                 <w:bCs w:val="1"/>
-                <w:sz w:val="19"/>
-                <w:szCs w:val="19"/>
-              </w:rPr>
+                <w:rtl w:val="0"/>
+              </w:rPr>
+              <w:t xml:space="preserve">Harish Kumar</w:t>
+            </w:r>
+            <w:r>
+              <w:rPr>
+                <w:rtl w:val="0"/>
+              </w:rPr>
+            </w:r>
+          </w:p>
+        </w:tc>
+        <w:tc>
+          <w:tcPr/>
+          <w:p>
+            <w:pPr>
+              <w:rPr/>
             </w:pPr>
             <w:r>
               <w:rPr>
-                <w:sz w:val="19"/>
-                <w:szCs w:val="19"/>
-                <w:rtl w:val="0"/>
-              </w:rPr>
-              <w:t xml:space="preserve">Literature Survey — Papers 11–15 (digital banking fraud detection, federated learning, and low-latency architectures); Research Gap Analysis (Member 3 gaps); Complete System Architecture, Dataset Details, and Novelty Summary.</w:t>
-            </w:r>
-            <w:r>
-              <w:rPr>
-                <w:rtl w:val="0"/>
-              </w:rPr>
+                <w:rtl w:val="0"/>
+              </w:rPr>
+              <w:t xml:space="preserve">AI Model development (Graph Neural Networks), Explainable AI (XAI), Model evaluation, Testing, Literature Survey (Papers 11–15), Presentation</w:t>
             </w:r>
           </w:p>
         </w:tc>
       </w:tr>
     </w:tbl>
+    <w:p>
+      <w:pPr>
+        <w:rPr/>
+      </w:pPr>
+      <w:r>
+        <w:pict>
+          <v:rect style="width:0.0pt;height:1.5pt" o:hr="t" o:hrstd="t" o:hralign="center" fillcolor="#A0A0A0" stroked="f"/>
+        </w:pict>
+      </w:r>
+      <w:r>
+        <w:rPr>
+          <w:rtl w:val="0"/>
+        </w:rPr>
+      </w:r>
+    </w:p>
+    <w:p>
+      <w:pPr>
+        <w:pStyle w:val="Heading2"/>
+        <w:rPr/>
+      </w:pPr>
+      <w:bookmarkStart w:colFirst="0" w:colLast="0" w:name="_7l46czzgqdd7" w:id="34"/>
+      <w:bookmarkEnd w:id="34"/>
+      <w:r>
+        <w:rPr>
+          <w:rtl w:val="0"/>
+        </w:rPr>
+        <w:t xml:space="preserve">Detailed Responsibilities</w:t>
+      </w:r>
+    </w:p>
+    <w:p>
+      <w:pPr>
+        <w:pStyle w:val="Heading3"/>
+        <w:rPr/>
+      </w:pPr>
+      <w:bookmarkStart w:colFirst="0" w:colLast="0" w:name="_ud18xt9020ea" w:id="35"/>
+      <w:bookmarkEnd w:id="35"/>
+      <w:r>
+        <w:rPr>
+          <w:rtl w:val="0"/>
+        </w:rPr>
+        <w:t xml:space="preserve">Haris K</w:t>
+      </w:r>
+    </w:p>
+    <w:p>
+      <w:pPr>
+        <w:numPr>
+          <w:ilvl w:val="0"/>
+          <w:numId w:val="3"/>
+        </w:numPr>
+        <w:ind w:left="720" w:hanging="360"/>
+      </w:pPr>
+      <w:r>
+        <w:rPr>
+          <w:rtl w:val="0"/>
+        </w:rPr>
+        <w:t xml:space="preserve">Create and maintain the GitHub repository.</w:t>
+      </w:r>
+    </w:p>
+    <w:p>
+      <w:pPr>
+        <w:numPr>
+          <w:ilvl w:val="0"/>
+          <w:numId w:val="3"/>
+        </w:numPr>
+        <w:ind w:left="720" w:hanging="360"/>
+      </w:pPr>
+      <w:r>
+        <w:rPr>
+          <w:rtl w:val="0"/>
+        </w:rPr>
+        <w:t xml:space="preserve">Design the AWS cloud architecture.</w:t>
+      </w:r>
+    </w:p>
+    <w:p>
+      <w:pPr>
+        <w:numPr>
+          <w:ilvl w:val="0"/>
+          <w:numId w:val="3"/>
+        </w:numPr>
+        <w:ind w:left="720" w:hanging="360"/>
+      </w:pPr>
+      <w:r>
+        <w:rPr>
+          <w:rtl w:val="0"/>
+        </w:rPr>
+        <w:t xml:space="preserve">Develop the frontend dashboard for cloud analytics.</w:t>
+      </w:r>
+    </w:p>
+    <w:p>
+      <w:pPr>
+        <w:numPr>
+          <w:ilvl w:val="0"/>
+          <w:numId w:val="3"/>
+        </w:numPr>
+        <w:ind w:left="720" w:hanging="360"/>
+      </w:pPr>
+      <w:r>
+        <w:rPr>
+          <w:rtl w:val="0"/>
+        </w:rPr>
+        <w:t xml:space="preserve">Prepare project documentation (Abstract, Objectives, Novelty, etc.).</w:t>
+      </w:r>
+    </w:p>
+    <w:p>
+      <w:pPr>
+        <w:numPr>
+          <w:ilvl w:val="0"/>
+          <w:numId w:val="3"/>
+        </w:numPr>
+        <w:ind w:left="720" w:hanging="360"/>
+      </w:pPr>
+      <w:r>
+        <w:rPr>
+          <w:rtl w:val="0"/>
+        </w:rPr>
+        <w:t xml:space="preserve">Conduct literature survey for Papers 1–5.</w:t>
+      </w:r>
+    </w:p>
+    <w:p>
+      <w:pPr>
+        <w:numPr>
+          <w:ilvl w:val="0"/>
+          <w:numId w:val="3"/>
+        </w:numPr>
+        <w:ind w:left="720" w:hanging="360"/>
+      </w:pPr>
+      <w:r>
+        <w:rPr>
+          <w:rtl w:val="0"/>
+        </w:rPr>
+        <w:t xml:space="preserve">Coordinate project planning and integration.</w:t>
+      </w:r>
+    </w:p>
+    <w:p>
+      <w:pPr>
+        <w:rPr/>
+      </w:pPr>
+      <w:r>
+        <w:pict>
+          <v:rect style="width:0.0pt;height:1.5pt" o:hr="t" o:hrstd="t" o:hralign="center" fillcolor="#A0A0A0" stroked="f"/>
+        </w:pict>
+      </w:r>
+      <w:r>
+        <w:rPr>
+          <w:rtl w:val="0"/>
+        </w:rPr>
+      </w:r>
+    </w:p>
+    <w:p>
+      <w:pPr>
+        <w:pStyle w:val="Heading3"/>
+        <w:rPr/>
+      </w:pPr>
+      <w:bookmarkStart w:colFirst="0" w:colLast="0" w:name="_43d9jm3xjupq" w:id="36"/>
+      <w:bookmarkEnd w:id="36"/>
+      <w:r>
+        <w:rPr>
+          <w:rtl w:val="0"/>
+        </w:rPr>
+        <w:t xml:space="preserve">Keshav Gokaram</w:t>
+      </w:r>
+    </w:p>
+    <w:p>
+      <w:pPr>
+        <w:numPr>
+          <w:ilvl w:val="0"/>
+          <w:numId w:val="2"/>
+        </w:numPr>
+        <w:ind w:left="720" w:hanging="360"/>
+      </w:pPr>
+      <w:r>
+        <w:rPr>
+          <w:rtl w:val="0"/>
+        </w:rPr>
+        <w:t xml:space="preserve">Design and develop the backend using FastAPI.</w:t>
+      </w:r>
+    </w:p>
+    <w:p>
+      <w:pPr>
+        <w:numPr>
+          <w:ilvl w:val="0"/>
+          <w:numId w:val="2"/>
+        </w:numPr>
+        <w:ind w:left="720" w:hanging="360"/>
+      </w:pPr>
+      <w:r>
+        <w:rPr>
+          <w:rtl w:val="0"/>
+        </w:rPr>
+        <w:t xml:space="preserve">Design and manage the project database.</w:t>
+      </w:r>
+    </w:p>
+    <w:p>
+      <w:pPr>
+        <w:numPr>
+          <w:ilvl w:val="0"/>
+          <w:numId w:val="2"/>
+        </w:numPr>
+        <w:ind w:left="720" w:hanging="360"/>
+      </w:pPr>
+      <w:r>
+        <w:rPr>
+          <w:rtl w:val="0"/>
+        </w:rPr>
+        <w:t xml:space="preserve">Integrate AWS services such as EC2, S3, API Gateway, CloudWatch, and IAM.</w:t>
+      </w:r>
+    </w:p>
+    <w:p>
+      <w:pPr>
+        <w:numPr>
+          <w:ilvl w:val="0"/>
+          <w:numId w:val="2"/>
+        </w:numPr>
+        <w:ind w:left="720" w:hanging="360"/>
+      </w:pPr>
+      <w:r>
+        <w:rPr>
+          <w:rtl w:val="0"/>
+        </w:rPr>
+        <w:t xml:space="preserve">Develop REST APIs.</w:t>
+      </w:r>
+    </w:p>
+    <w:p>
+      <w:pPr>
+        <w:numPr>
+          <w:ilvl w:val="0"/>
+          <w:numId w:val="2"/>
+        </w:numPr>
+        <w:ind w:left="720" w:hanging="360"/>
+      </w:pPr>
+      <w:r>
+        <w:rPr>
+          <w:rtl w:val="0"/>
+        </w:rPr>
+        <w:t xml:space="preserve">Conduct literature survey for Papers 6–10.</w:t>
+      </w:r>
+    </w:p>
+    <w:p>
+      <w:pPr>
+        <w:rPr/>
+      </w:pPr>
+      <w:r>
+        <w:pict>
+          <v:rect style="width:0.0pt;height:1.5pt" o:hr="t" o:hrstd="t" o:hralign="center" fillcolor="#A0A0A0" stroked="f"/>
+        </w:pict>
+      </w:r>
+      <w:r>
+        <w:rPr>
+          <w:rtl w:val="0"/>
+        </w:rPr>
+      </w:r>
+    </w:p>
+    <w:p>
+      <w:pPr>
+        <w:pStyle w:val="Heading3"/>
+        <w:rPr/>
+      </w:pPr>
+      <w:bookmarkStart w:colFirst="0" w:colLast="0" w:name="_naxa1m8ccygw" w:id="37"/>
+      <w:bookmarkEnd w:id="37"/>
+      <w:r>
+        <w:rPr>
+          <w:rtl w:val="0"/>
+        </w:rPr>
+        <w:t xml:space="preserve">Harish Kumar</w:t>
+      </w:r>
+    </w:p>
+    <w:p>
+      <w:pPr>
+        <w:numPr>
+          <w:ilvl w:val="0"/>
+          <w:numId w:val="1"/>
+        </w:numPr>
+        <w:ind w:left="720" w:hanging="360"/>
+      </w:pPr>
+      <w:r>
+        <w:rPr>
+          <w:rtl w:val="0"/>
+        </w:rPr>
+        <w:t xml:space="preserve">Develop the Graph Neural Network (GNN) model.</w:t>
+      </w:r>
+    </w:p>
+    <w:p>
+      <w:pPr>
+        <w:numPr>
+          <w:ilvl w:val="0"/>
+          <w:numId w:val="1"/>
+        </w:numPr>
+        <w:ind w:left="720" w:hanging="360"/>
+      </w:pPr>
+      <w:r>
+        <w:rPr>
+          <w:rtl w:val="0"/>
+        </w:rPr>
+        <w:t xml:space="preserve">Implement Explainable AI (XAI) techniques.</w:t>
+      </w:r>
+    </w:p>
+    <w:p>
+      <w:pPr>
+        <w:numPr>
+          <w:ilvl w:val="0"/>
+          <w:numId w:val="1"/>
+        </w:numPr>
+        <w:ind w:left="720" w:hanging="360"/>
+      </w:pPr>
+      <w:r>
+        <w:rPr>
+          <w:rtl w:val="0"/>
+        </w:rPr>
+        <w:t xml:space="preserve">Train and evaluate AI models.</w:t>
+      </w:r>
+    </w:p>
+    <w:p>
+      <w:pPr>
+        <w:numPr>
+          <w:ilvl w:val="0"/>
+          <w:numId w:val="1"/>
+        </w:numPr>
+        <w:ind w:left="720" w:hanging="360"/>
+      </w:pPr>
+      <w:r>
+        <w:rPr>
+          <w:rtl w:val="0"/>
+        </w:rPr>
+        <w:t xml:space="preserve">Analyze prediction performance.</w:t>
+      </w:r>
+    </w:p>
+    <w:p>
+      <w:pPr>
+        <w:numPr>
+          <w:ilvl w:val="0"/>
+          <w:numId w:val="1"/>
+        </w:numPr>
+        <w:ind w:left="720" w:hanging="360"/>
+      </w:pPr>
+      <w:r>
+        <w:rPr>
+          <w:rtl w:val="0"/>
+        </w:rPr>
+        <w:t xml:space="preserve">Conduct literature survey for Papers 11–15.</w:t>
+      </w:r>
+    </w:p>
+    <w:p>
+      <w:pPr>
+        <w:numPr>
+          <w:ilvl w:val="0"/>
+          <w:numId w:val="1"/>
+        </w:numPr>
+        <w:ind w:left="720" w:hanging="360"/>
+      </w:pPr>
+      <w:r>
+        <w:rPr>
+          <w:rtl w:val="0"/>
+        </w:rPr>
+        <w:t xml:space="preserve">Prepare testing reports and presentation materials.</w:t>
+      </w:r>
+    </w:p>
+    <w:p>
+      <w:pPr>
+        <w:rPr/>
+      </w:pPr>
+      <w:r>
+        <w:pict>
+          <v:rect style="width:0.0pt;height:1.5pt" o:hr="t" o:hrstd="t" o:hralign="center" fillcolor="#A0A0A0" stroked="f"/>
+        </w:pict>
+      </w:r>
+      <w:r>
+        <w:rPr>
+          <w:rtl w:val="0"/>
+        </w:rPr>
+      </w:r>
+    </w:p>
+    <w:p>
+      <w:pPr>
+        <w:pStyle w:val="Heading2"/>
+        <w:rPr/>
+      </w:pPr>
+      <w:bookmarkStart w:colFirst="0" w:colLast="0" w:name="_944r1m3mrxt9" w:id="38"/>
+      <w:bookmarkEnd w:id="38"/>
+      <w:r>
+        <w:rPr>
+          <w:rtl w:val="0"/>
+        </w:rPr>
+        <w:t xml:space="preserve">Shared Responsibilities</w:t>
+      </w:r>
+    </w:p>
+    <w:p>
+      <w:pPr>
+        <w:rPr/>
+      </w:pPr>
+      <w:r>
+        <w:rPr>
+          <w:rtl w:val="0"/>
+        </w:rPr>
+        <w:t xml:space="preserve">All team members will contribute to:</w:t>
+      </w:r>
+    </w:p>
+    <w:p>
+      <w:pPr>
+        <w:numPr>
+          <w:ilvl w:val="0"/>
+          <w:numId w:val="4"/>
+        </w:numPr>
+        <w:ind w:left="720" w:hanging="360"/>
+      </w:pPr>
+      <w:r>
+        <w:rPr>
+          <w:rtl w:val="0"/>
+        </w:rPr>
+        <w:t xml:space="preserve">Literature Survey</w:t>
+      </w:r>
+    </w:p>
+    <w:p>
+      <w:pPr>
+        <w:numPr>
+          <w:ilvl w:val="0"/>
+          <w:numId w:val="4"/>
+        </w:numPr>
+        <w:ind w:left="720" w:hanging="360"/>
+      </w:pPr>
+      <w:r>
+        <w:rPr>
+          <w:rtl w:val="0"/>
+        </w:rPr>
+        <w:t xml:space="preserve">Research Gap Analysis</w:t>
+      </w:r>
+    </w:p>
+    <w:p>
+      <w:pPr>
+        <w:numPr>
+          <w:ilvl w:val="0"/>
+          <w:numId w:val="4"/>
+        </w:numPr>
+        <w:ind w:left="720" w:hanging="360"/>
+      </w:pPr>
+      <w:r>
+        <w:rPr>
+          <w:rtl w:val="0"/>
+        </w:rPr>
+        <w:t xml:space="preserve">Documentation</w:t>
+      </w:r>
+    </w:p>
+    <w:p>
+      <w:pPr>
+        <w:numPr>
+          <w:ilvl w:val="0"/>
+          <w:numId w:val="4"/>
+        </w:numPr>
+        <w:ind w:left="720" w:hanging="360"/>
+      </w:pPr>
+      <w:r>
+        <w:rPr>
+          <w:rtl w:val="0"/>
+        </w:rPr>
+        <w:t xml:space="preserve">Testing</w:t>
+      </w:r>
+    </w:p>
+    <w:p>
+      <w:pPr>
+        <w:numPr>
+          <w:ilvl w:val="0"/>
+          <w:numId w:val="4"/>
+        </w:numPr>
+        <w:ind w:left="720" w:hanging="360"/>
+      </w:pPr>
+      <w:r>
+        <w:rPr>
+          <w:rtl w:val="0"/>
+        </w:rPr>
+        <w:t xml:space="preserve">Final Project Report</w:t>
+      </w:r>
+    </w:p>
+    <w:p>
+      <w:pPr>
+        <w:numPr>
+          <w:ilvl w:val="0"/>
+          <w:numId w:val="4"/>
+        </w:numPr>
+        <w:ind w:left="720" w:hanging="360"/>
+      </w:pPr>
+      <w:r>
+        <w:rPr>
+          <w:rtl w:val="0"/>
+        </w:rPr>
+        <w:t xml:space="preserve">Presentation</w:t>
+      </w:r>
+    </w:p>
+    <w:p>
+      <w:pPr>
+        <w:numPr>
+          <w:ilvl w:val="0"/>
+          <w:numId w:val="4"/>
+        </w:numPr>
+        <w:ind w:left="720" w:hanging="360"/>
+      </w:pPr>
+      <w:r>
+        <w:rPr>
+          <w:rtl w:val="0"/>
+        </w:rPr>
+        <w:t xml:space="preserve">GitHub commits, reviews, and collaboration</w:t>
+      </w:r>
+    </w:p>
+    <w:p>
+      <w:pPr>
+        <w:rPr/>
+      </w:pPr>
+      <w:r>
+        <w:pict>
+          <v:rect style="width:0.0pt;height:1.5pt" o:hr="t" o:hrstd="t" o:hralign="center" fillcolor="#A0A0A0" stroked="f"/>
+        </w:pict>
+      </w:r>
+      <w:r>
+        <w:rPr>
+          <w:rtl w:val="0"/>
+        </w:rPr>
+      </w:r>
+    </w:p>
+    <w:p>
+      <w:pPr>
+        <w:pStyle w:val="Heading2"/>
+        <w:rPr/>
+      </w:pPr>
+      <w:bookmarkStart w:colFirst="0" w:colLast="0" w:name="_ibqh86111kwa" w:id="39"/>
+      <w:bookmarkEnd w:id="39"/>
+      <w:r>
+        <w:rPr>
+          <w:rtl w:val="0"/>
+        </w:rPr>
+        <w:t xml:space="preserve">Planned Branch Strategy</w:t>
+      </w:r>
+    </w:p>
+    <w:p>
+      <w:pPr>
+        <w:rPr>
+          <w:rFonts w:ascii="Roboto Mono" w:cs="Roboto Mono" w:eastAsia="Roboto Mono" w:hAnsi="Roboto Mono"/>
+        </w:rPr>
+      </w:pPr>
+      <w:r>
+        <w:rPr>
+          <w:rtl w:val="0"/>
+        </w:rPr>
+        <w:t xml:space="preserve"></w:t>
+      </w:r>
+      <w:r>
+        <w:rPr>
+          <w:rFonts w:ascii="Roboto Mono" w:cs="Roboto Mono" w:eastAsia="Roboto Mono" w:hAnsi="Roboto Mono"/>
+          <w:color w:val="188038"/>
+          <w:rtl w:val="0"/>
+        </w:rPr>
+        <w:t xml:space="preserve">main</w:t>
+      </w:r>
+      <w:r>
+        <w:rPr>
+          <w:rtl w:val="0"/>
+        </w:rPr>
+      </w:r>
+    </w:p>
+    <w:p>
+      <w:pPr>
+        <w:rPr>
+          <w:rFonts w:ascii="Roboto Mono" w:cs="Roboto Mono" w:eastAsia="Roboto Mono" w:hAnsi="Roboto Mono"/>
+        </w:rPr>
+      </w:pPr>
+      <w:r>
+        <w:rPr>
+          <w:rFonts w:ascii="Arial Unicode MS" w:cs="Arial Unicode MS" w:eastAsia="Arial Unicode MS" w:hAnsi="Arial Unicode MS"/>
+          <w:color w:val="188038"/>
+          <w:rtl w:val="0"/>
+        </w:rPr>
+        <w:t xml:space="preserve">│develop</w:t>
+      </w:r>
+      <w:r>
+        <w:rPr>
+          <w:rtl w:val="0"/>
+        </w:rPr>
+      </w:r>
+    </w:p>
+    <w:p>
+      <w:pPr>
+        <w:rPr>
+          <w:rFonts w:ascii="Roboto Mono" w:cs="Roboto Mono" w:eastAsia="Roboto Mono" w:hAnsi="Roboto Mono"/>
+        </w:rPr>
+      </w:pPr>
+      <w:r>
+        <w:rPr>
+          <w:rFonts w:ascii="Arial Unicode MS" w:cs="Arial Unicode MS" w:eastAsia="Arial Unicode MS" w:hAnsi="Arial Unicode MS"/>
+          <w:color w:val="188038"/>
+          <w:rtl w:val="0"/>
+        </w:rPr>
+        <w:t xml:space="preserve">│├──</w:t>
+      </w:r>
+      <w:r>
+        <w:rPr>
+          <w:rFonts w:ascii="Roboto Mono" w:cs="Roboto Mono" w:eastAsia="Roboto Mono" w:hAnsi="Roboto Mono"/>
+          <w:rtl w:val="0"/>
+        </w:rPr>
+        <w:t xml:space="preserve"> </w:t>
+      </w:r>
+      <w:r>
+        <w:rPr>
+          <w:rFonts w:ascii="Roboto Mono" w:cs="Roboto Mono" w:eastAsia="Roboto Mono" w:hAnsi="Roboto Mono"/>
+          <w:color w:val="188038"/>
+          <w:rtl w:val="0"/>
+        </w:rPr>
+        <w:t xml:space="preserve">feature/haris-k</w:t>
+      </w:r>
+      <w:r>
+        <w:rPr>
+          <w:rtl w:val="0"/>
+        </w:rPr>
+      </w:r>
+    </w:p>
+    <w:p>
+      <w:pPr>
+        <w:rPr>
+          <w:rFonts w:ascii="Roboto Mono" w:cs="Roboto Mono" w:eastAsia="Roboto Mono" w:hAnsi="Roboto Mono"/>
+        </w:rPr>
+      </w:pPr>
+      <w:r>
+        <w:rPr>
+          <w:rFonts w:ascii="Arial Unicode MS" w:cs="Arial Unicode MS" w:eastAsia="Arial Unicode MS" w:hAnsi="Arial Unicode MS"/>
+          <w:color w:val="188038"/>
+          <w:rtl w:val="0"/>
+        </w:rPr>
+        <w:t xml:space="preserve">│├──</w:t>
+      </w:r>
+      <w:r>
+        <w:rPr>
+          <w:rFonts w:ascii="Roboto Mono" w:cs="Roboto Mono" w:eastAsia="Roboto Mono" w:hAnsi="Roboto Mono"/>
+          <w:rtl w:val="0"/>
+        </w:rPr>
+        <w:t xml:space="preserve"> </w:t>
+      </w:r>
+      <w:r>
+        <w:rPr>
+          <w:rFonts w:ascii="Roboto Mono" w:cs="Roboto Mono" w:eastAsia="Roboto Mono" w:hAnsi="Roboto Mono"/>
+          <w:color w:val="188038"/>
+          <w:rtl w:val="0"/>
+        </w:rPr>
+        <w:t xml:space="preserve">feature/keshav-gokaram</w:t>
+      </w:r>
+      <w:r>
+        <w:rPr>
+          <w:rtl w:val="0"/>
+        </w:rPr>
+      </w:r>
+    </w:p>
+    <w:p>
+      <w:pPr>
+        <w:rPr>
+          <w:rFonts w:ascii="Roboto Mono" w:cs="Roboto Mono" w:eastAsia="Roboto Mono" w:hAnsi="Roboto Mono"/>
+        </w:rPr>
+      </w:pPr>
+      <w:r>
+        <w:rPr>
+          <w:rFonts w:ascii="Arial Unicode MS" w:cs="Arial Unicode MS" w:eastAsia="Arial Unicode MS" w:hAnsi="Arial Unicode MS"/>
+          <w:color w:val="188038"/>
+          <w:rtl w:val="0"/>
+        </w:rPr>
+        <w:t xml:space="preserve">│└──</w:t>
+      </w:r>
+      <w:r>
+        <w:rPr>
+          <w:rFonts w:ascii="Roboto Mono" w:cs="Roboto Mono" w:eastAsia="Roboto Mono" w:hAnsi="Roboto Mono"/>
+          <w:rtl w:val="0"/>
+        </w:rPr>
+        <w:t xml:space="preserve"> </w:t>
+      </w:r>
+      <w:r>
+        <w:rPr>
+          <w:rFonts w:ascii="Roboto Mono" w:cs="Roboto Mono" w:eastAsia="Roboto Mono" w:hAnsi="Roboto Mono"/>
+          <w:color w:val="188038"/>
+          <w:rtl w:val="0"/>
+        </w:rPr>
+        <w:t xml:space="preserve">feature/harish-kumar</w:t>
+      </w:r>
+      <w:r>
+        <w:rPr>
+          <w:rtl w:val="0"/>
+        </w:rPr>
+      </w:r>
+    </w:p>
+    <w:p>
+      <w:pPr>
+        <w:rPr/>
+      </w:pPr>
+      <w:r>
+        <w:rPr>
+          <w:rtl w:val="0"/>
+        </w:rPr>
+        <w:t xml:space="preserve">Each member will work in their respective feature branch. Changes will be merged into the </w:t>
+      </w:r>
+      <w:r>
+        <w:rPr>
+          <w:i w:val="1"/>
+          <w:iCs w:val="1"/>
+          <w:rtl w:val="0"/>
+        </w:rPr>
+        <w:t xml:space="preserve">develop</w:t>
+      </w:r>
+      <w:r>
+        <w:rPr>
+          <w:rtl w:val="0"/>
+        </w:rPr>
+        <w:t xml:space="preserve"> branch after review and finally into the </w:t>
+      </w:r>
+      <w:r>
+        <w:rPr>
+          <w:i w:val="1"/>
+          <w:iCs w:val="1"/>
+          <w:rtl w:val="0"/>
+        </w:rPr>
+        <w:t xml:space="preserve">main</w:t>
+      </w:r>
+      <w:r>
+        <w:rPr>
+          <w:rtl w:val="0"/>
+        </w:rPr>
+        <w:t xml:space="preserve"> branch.</w:t>
+      </w:r>
+    </w:p>
     <w:p>
       <w:pPr>
         <w:widowControl w:val="0"/>
@@ -8042,8 +8636,8 @@
           <w:szCs w:val="46"/>
         </w:rPr>
       </w:pPr>
-      <w:bookmarkStart w:colFirst="0" w:colLast="0" w:name="_t5r7s1byifkb" w:id="32"/>
-      <w:bookmarkEnd w:id="32"/>
+      <w:bookmarkStart w:colFirst="0" w:colLast="0" w:name="_t5r7s1byifkb" w:id="40"/>
+      <w:bookmarkEnd w:id="40"/>
       <w:r>
         <w:rPr>
           <w:sz w:val="46"/>
@@ -8373,6 +8967,57 @@
         <w:rPr>
           <w:b w:val="1"/>
           <w:bCs w:val="1"/>
+          <w:sz w:val="24"/>
+          <w:szCs w:val="24"/>
+        </w:rPr>
+      </w:pPr>
+      <w:r>
+        <w:rPr>
+          <w:rtl w:val="0"/>
+        </w:rPr>
+      </w:r>
+    </w:p>
+    <w:p>
+      <w:pPr>
+        <w:spacing w:before="400" w:line="276" w:lineRule="auto"/>
+        <w:jc w:val="center"/>
+        <w:rPr/>
+      </w:pPr>
+      <w:r>
+        <w:rPr>
+          <w:color w:val="666666"/>
+          <w:sz w:val="18"/>
+          <w:szCs w:val="18"/>
+          <w:rtl w:val="0"/>
+        </w:rPr>
+        <w:t xml:space="preserve">BCSE355L – Cloud Architecture Design | VIT Vellore | Phase-I Report</w:t>
+      </w:r>
+      <w:r>
+        <w:rPr>
+          <w:rtl w:val="0"/>
+        </w:rPr>
+      </w:r>
+    </w:p>
+    <w:p>
+      <w:pPr>
+        <w:keepNext w:val="0"/>
+        <w:keepLines w:val="0"/>
+        <w:pageBreakBefore w:val="0"/>
+        <w:widowControl w:val="0"/>
+        <w:pBdr>
+          <w:top w:space="0" w:sz="0" w:val="nil"/>
+          <w:left w:space="0" w:sz="0" w:val="nil"/>
+          <w:bottom w:space="0" w:sz="0" w:val="nil"/>
+          <w:right w:space="0" w:sz="0" w:val="nil"/>
+          <w:between w:space="0" w:sz="0" w:val="nil"/>
+        </w:pBdr>
+        <w:shd w:fill="auto" w:val="clear"/>
+        <w:spacing w:after="0" w:before="206.01181030273438" w:line="229.90804195404053" w:lineRule="auto"/>
+        <w:ind w:left="731.9999694824219" w:right="9.36279296875" w:hanging="452.4000549316406"/>
+        <w:jc w:val="left"/>
+        <w:rPr>
+          <w:b w:val="1"/>
+          <w:bCs w:val="1"/>
           <w:i w:val="0"/>
           <w:iCs w:val="0"/>
           <w:smallCaps w:val="0"/>
@@ -8401,7 +9046,388 @@
 </file>
 
 <file path=word/numbering.xml><?xml version="1.0" encoding="utf-8"?>
-<w:numbering xmlns:mc="http://schemas.openxmlformats.org/markup-compatibility/2006" xmlns:o="urn:schemas-microsoft-com:office:office" xmlns:r="http://schemas.openxmlformats.org/officeDocument/2006/relationships" xmlns:m="http://schemas.openxmlformats.org/officeDocument/2006/math" xmlns:v="urn:schemas-microsoft-com:vml" xmlns:wp="http://schemas.openxmlformats.org/drawingml/2006/wordprocessingDrawing" xmlns:w10="urn:schemas-microsoft-com:office:word" xmlns:w="http://schemas.openxmlformats.org/wordprocessingml/2006/main" xmlns:wne="http://schemas.microsoft.com/office/word/2006/wordml" xmlns:sl="http://schemas.openxmlformats.org/schemaLibrary/2006/main" xmlns:a="http://schemas.openxmlformats.org/drawingml/2006/main" xmlns:pic="http://schemas.openxmlformats.org/drawingml/2006/picture" xmlns:c="http://schemas.openxmlformats.org/drawingml/2006/chart" xmlns:lc="http://schemas.openxmlformats.org/drawingml/2006/lockedCanvas" xmlns:dgm="http://schemas.openxmlformats.org/drawingml/2006/diagram" xmlns:wps="http://schemas.microsoft.com/office/word/2010/wordprocessingShape" xmlns:wpg="http://schemas.microsoft.com/office/word/2010/wordprocessingGroup" xmlns:w14="http://schemas.microsoft.com/office/word/2010/wordml" xmlns:w15="http://schemas.microsoft.com/office/word/2012/wordml" xmlns:w16="http://schemas.microsoft.com/office/word/2018/wordml" xmlns:w16cex="http://schemas.microsoft.com/office/word/2018/wordml/cex" xmlns:w16cid="http://schemas.microsoft.com/office/word/2016/wordml/cid" xmlns="http://schemas.microsoft.com/office/tasks/2019/documenttasks" xmlns:cr="http://schemas.microsoft.com/office/comments/2020/reactions"/>
+<w:numbering xmlns:mc="http://schemas.openxmlformats.org/markup-compatibility/2006" xmlns:o="urn:schemas-microsoft-com:office:office" xmlns:r="http://schemas.openxmlformats.org/officeDocument/2006/relationships" xmlns:m="http://schemas.openxmlformats.org/officeDocument/2006/math" xmlns:v="urn:schemas-microsoft-com:vml" xmlns:wp="http://schemas.openxmlformats.org/drawingml/2006/wordprocessingDrawing" xmlns:w10="urn:schemas-microsoft-com:office:word" xmlns:w="http://schemas.openxmlformats.org/wordprocessingml/2006/main" xmlns:wne="http://schemas.microsoft.com/office/word/2006/wordml" xmlns:sl="http://schemas.openxmlformats.org/schemaLibrary/2006/main" xmlns:a="http://schemas.openxmlformats.org/drawingml/2006/main" xmlns:pic="http://schemas.openxmlformats.org/drawingml/2006/picture" xmlns:c="http://schemas.openxmlformats.org/drawingml/2006/chart" xmlns:lc="http://schemas.openxmlformats.org/drawingml/2006/lockedCanvas" xmlns:dgm="http://schemas.openxmlformats.org/drawingml/2006/diagram" xmlns:wps="http://schemas.microsoft.com/office/word/2010/wordprocessingShape" xmlns:wpg="http://schemas.microsoft.com/office/word/2010/wordprocessingGroup" xmlns:w14="http://schemas.microsoft.com/office/word/2010/wordml" xmlns:w15="http://schemas.microsoft.com/office/word/2012/wordml" xmlns:w16="http://schemas.microsoft.com/office/word/2018/wordml" xmlns:w16cex="http://schemas.microsoft.com/office/word/2018/wordml/cex" xmlns:w16cid="http://schemas.microsoft.com/office/word/2016/wordml/cid" xmlns="http://schemas.microsoft.com/office/tasks/2019/documenttasks" xmlns:cr="http://schemas.microsoft.com/office/comments/2020/reactions">
+  <w:abstractNum w:abstractNumId="1">
+    <w:lvl w:ilvl="0">
+      <w:start w:val="1"/>
+      <w:numFmt w:val="bullet"/>
+      <w:lvlText w:val=""/>
+      <w:lvlJc w:val="left"/>
+      <w:pPr>
+        <w:ind w:left="720" w:hanging="360"/>
+      </w:pPr>
+      <w:rPr/>
+    </w:lvl>
+    <w:lvl w:ilvl="1">
+      <w:start w:val="1"/>
+      <w:numFmt w:val="bullet"/>
+      <w:lvlText w:val=""/>
+      <w:lvlJc w:val="left"/>
+      <w:pPr>
+        <w:ind w:left="1440" w:hanging="360"/>
+      </w:pPr>
+      <w:rPr/>
+    </w:lvl>
+    <w:lvl w:ilvl="2">
+      <w:start w:val="1"/>
+      <w:numFmt w:val="bullet"/>
+      <w:lvlText w:val=""/>
+      <w:lvlJc w:val="left"/>
+      <w:pPr>
+        <w:ind w:left="2160" w:hanging="360"/>
+      </w:pPr>
+      <w:rPr/>
+    </w:lvl>
+    <w:lvl w:ilvl="3">
+      <w:start w:val="1"/>
+      <w:numFmt w:val="bullet"/>
+      <w:lvlText w:val=""/>
+      <w:lvlJc w:val="left"/>
+      <w:pPr>
+        <w:ind w:left="2880" w:hanging="360"/>
+      </w:pPr>
+      <w:rPr/>
+    </w:lvl>
+    <w:lvl w:ilvl="4">
+      <w:start w:val="1"/>
+      <w:numFmt w:val="bullet"/>
+      <w:lvlText w:val=""/>
+      <w:lvlJc w:val="left"/>
+      <w:pPr>
+        <w:ind w:left="3600" w:hanging="360"/>
+      </w:pPr>
+      <w:rPr/>
+    </w:lvl>
+    <w:lvl w:ilvl="5">
+      <w:start w:val="1"/>
+      <w:numFmt w:val="bullet"/>
+      <w:lvlText w:val=""/>
+      <w:lvlJc w:val="left"/>
+      <w:pPr>
+        <w:ind w:left="4320" w:hanging="360"/>
+      </w:pPr>
+      <w:rPr/>
+    </w:lvl>
+    <w:lvl w:ilvl="6">
+      <w:start w:val="1"/>
+      <w:numFmt w:val="bullet"/>
+      <w:lvlText w:val=""/>
+      <w:lvlJc w:val="left"/>
+      <w:pPr>
+        <w:ind w:left="5040" w:hanging="360"/>
+      </w:pPr>
+      <w:rPr/>
+    </w:lvl>
+    <w:lvl w:ilvl="7">
+      <w:start w:val="1"/>
+      <w:numFmt w:val="bullet"/>
+      <w:lvlText w:val=""/>
+      <w:lvlJc w:val="left"/>
+      <w:pPr>
+        <w:ind w:left="5760" w:hanging="360"/>
+      </w:pPr>
+      <w:rPr/>
+    </w:lvl>
+    <w:lvl w:ilvl="8">
+      <w:start w:val="1"/>
+      <w:numFmt w:val="bullet"/>
+      <w:lvlText w:val=""/>
+      <w:lvlJc w:val="left"/>
+      <w:pPr>
+        <w:ind w:left="6480" w:hanging="360"/>
+      </w:pPr>
+      <w:rPr/>
+    </w:lvl>
+  </w:abstractNum>
+  <w:abstractNum w:abstractNumId="2">
+    <w:lvl w:ilvl="0">
+      <w:start w:val="1"/>
+      <w:numFmt w:val="bullet"/>
+      <w:lvlText w:val=""/>
+      <w:lvlJc w:val="left"/>
+      <w:pPr>
+        <w:ind w:left="720" w:hanging="360"/>
+      </w:pPr>
+      <w:rPr/>
+    </w:lvl>
+    <w:lvl w:ilvl="1">
+      <w:start w:val="1"/>
+      <w:numFmt w:val="bullet"/>
+      <w:lvlText w:val=""/>
+      <w:lvlJc w:val="left"/>
+      <w:pPr>
+        <w:ind w:left="1440" w:hanging="360"/>
+      </w:pPr>
+      <w:rPr/>
+    </w:lvl>
+    <w:lvl w:ilvl="2">
+      <w:start w:val="1"/>
+      <w:numFmt w:val="bullet"/>
+      <w:lvlText w:val=""/>
+      <w:lvlJc w:val="left"/>
+      <w:pPr>
+        <w:ind w:left="2160" w:hanging="360"/>
+      </w:pPr>
+      <w:rPr/>
+    </w:lvl>
+    <w:lvl w:ilvl="3">
+      <w:start w:val="1"/>
+      <w:numFmt w:val="bullet"/>
+      <w:lvlText w:val=""/>
+      <w:lvlJc w:val="left"/>
+      <w:pPr>
+        <w:ind w:left="2880" w:hanging="360"/>
+      </w:pPr>
+      <w:rPr/>
+    </w:lvl>
+    <w:lvl w:ilvl="4">
+      <w:start w:val="1"/>
+      <w:numFmt w:val="bullet"/>
+      <w:lvlText w:val=""/>
+      <w:lvlJc w:val="left"/>
+      <w:pPr>
+        <w:ind w:left="3600" w:hanging="360"/>
+      </w:pPr>
+      <w:rPr/>
+    </w:lvl>
+    <w:lvl w:ilvl="5">
+      <w:start w:val="1"/>
+      <w:numFmt w:val="bullet"/>
+      <w:lvlText w:val=""/>
+      <w:lvlJc w:val="left"/>
+      <w:pPr>
+        <w:ind w:left="4320" w:hanging="360"/>
+      </w:pPr>
+      <w:rPr/>
+    </w:lvl>
+    <w:lvl w:ilvl="6">
+      <w:start w:val="1"/>
+      <w:numFmt w:val="bullet"/>
+      <w:lvlText w:val=""/>
+      <w:lvlJc w:val="left"/>
+      <w:pPr>
+        <w:ind w:left="5040" w:hanging="360"/>
+      </w:pPr>
+      <w:rPr/>
+    </w:lvl>
+    <w:lvl w:ilvl="7">
+      <w:start w:val="1"/>
+      <w:numFmt w:val="bullet"/>
+      <w:lvlText w:val=""/>
+      <w:lvlJc w:val="left"/>
+      <w:pPr>
+        <w:ind w:left="5760" w:hanging="360"/>
+      </w:pPr>
+      <w:rPr/>
+    </w:lvl>
+    <w:lvl w:ilvl="8">
+      <w:start w:val="1"/>
+      <w:numFmt w:val="bullet"/>
+      <w:lvlText w:val=""/>
+      <w:lvlJc w:val="left"/>
+      <w:pPr>
+        <w:ind w:left="6480" w:hanging="360"/>
+      </w:pPr>
+      <w:rPr/>
+    </w:lvl>
+  </w:abstractNum>
+  <w:abstractNum w:abstractNumId="3">
+    <w:lvl w:ilvl="0">
+      <w:start w:val="1"/>
+      <w:numFmt w:val="bullet"/>
+      <w:lvlText w:val=""/>
+      <w:lvlJc w:val="left"/>
+      <w:pPr>
+        <w:ind w:left="720" w:hanging="360"/>
+      </w:pPr>
+      <w:rPr/>
+    </w:lvl>
+    <w:lvl w:ilvl="1">
+      <w:start w:val="1"/>
+      <w:numFmt w:val="bullet"/>
+      <w:lvlText w:val=""/>
+      <w:lvlJc w:val="left"/>
+      <w:pPr>
+        <w:ind w:left="1440" w:hanging="360"/>
+      </w:pPr>
+      <w:rPr/>
+    </w:lvl>
+    <w:lvl w:ilvl="2">
+      <w:start w:val="1"/>
+      <w:numFmt w:val="bullet"/>
+      <w:lvlText w:val=""/>
+      <w:lvlJc w:val="left"/>
+      <w:pPr>
+        <w:ind w:left="2160" w:hanging="360"/>
+      </w:pPr>
+      <w:rPr/>
+    </w:lvl>
+    <w:lvl w:ilvl="3">
+      <w:start w:val="1"/>
+      <w:numFmt w:val="bullet"/>
+      <w:lvlText w:val=""/>
+      <w:lvlJc w:val="left"/>
+      <w:pPr>
+        <w:ind w:left="2880" w:hanging="360"/>
+      </w:pPr>
+      <w:rPr/>
+    </w:lvl>
+    <w:lvl w:ilvl="4">
+      <w:start w:val="1"/>
+      <w:numFmt w:val="bullet"/>
+      <w:lvlText w:val=""/>
+      <w:lvlJc w:val="left"/>
+      <w:pPr>
+        <w:ind w:left="3600" w:hanging="360"/>
+      </w:pPr>
+      <w:rPr/>
+    </w:lvl>
+    <w:lvl w:ilvl="5">
+      <w:start w:val="1"/>
+      <w:numFmt w:val="bullet"/>
+      <w:lvlText w:val=""/>
+      <w:lvlJc w:val="left"/>
+      <w:pPr>
+        <w:ind w:left="4320" w:hanging="360"/>
+      </w:pPr>
+      <w:rPr/>
+    </w:lvl>
+    <w:lvl w:ilvl="6">
+      <w:start w:val="1"/>
+      <w:numFmt w:val="bullet"/>
+      <w:lvlText w:val=""/>
+      <w:lvlJc w:val="left"/>
+      <w:pPr>
+        <w:ind w:left="5040" w:hanging="360"/>
+      </w:pPr>
+      <w:rPr/>
+    </w:lvl>
+    <w:lvl w:ilvl="7">
+      <w:start w:val="1"/>
+      <w:numFmt w:val="bullet"/>
+      <w:lvlText w:val=""/>
+      <w:lvlJc w:val="left"/>
+      <w:pPr>
+        <w:ind w:left="5760" w:hanging="360"/>
+      </w:pPr>
+      <w:rPr/>
+    </w:lvl>
+    <w:lvl w:ilvl="8">
+      <w:start w:val="1"/>
+      <w:numFmt w:val="bullet"/>
+      <w:lvlText w:val=""/>
+      <w:lvlJc w:val="left"/>
+      <w:pPr>
+        <w:ind w:left="6480" w:hanging="360"/>
+      </w:pPr>
+      <w:rPr/>
+    </w:lvl>
+  </w:abstractNum>
+  <w:abstractNum w:abstractNumId="4">
+    <w:lvl w:ilvl="0">
+      <w:start w:val="1"/>
+      <w:numFmt w:val="bullet"/>
+      <w:lvlText w:val=""/>
+      <w:lvlJc w:val="left"/>
+      <w:pPr>
+        <w:ind w:left="720" w:hanging="360"/>
+      </w:pPr>
+      <w:rPr/>
+    </w:lvl>
+    <w:lvl w:ilvl="1">
+      <w:start w:val="1"/>
+      <w:numFmt w:val="bullet"/>
+      <w:lvlText w:val=""/>
+      <w:lvlJc w:val="left"/>
+      <w:pPr>
+        <w:ind w:left="1440" w:hanging="360"/>
+      </w:pPr>
+      <w:rPr/>
+    </w:lvl>
+    <w:lvl w:ilvl="2">
+      <w:start w:val="1"/>
+      <w:numFmt w:val="bullet"/>
+      <w:lvlText w:val=""/>
+      <w:lvlJc w:val="left"/>
+      <w:pPr>
+        <w:ind w:left="2160" w:hanging="360"/>
+      </w:pPr>
+      <w:rPr/>
+    </w:lvl>
+    <w:lvl w:ilvl="3">
+      <w:start w:val="1"/>
+      <w:numFmt w:val="bullet"/>
+      <w:lvlText w:val=""/>
+      <w:lvlJc w:val="left"/>
+      <w:pPr>
+        <w:ind w:left="2880" w:hanging="360"/>
+      </w:pPr>
+      <w:rPr/>
+    </w:lvl>
+    <w:lvl w:ilvl="4">
+      <w:start w:val="1"/>
+      <w:numFmt w:val="bullet"/>
+      <w:lvlText w:val=""/>
+      <w:lvlJc w:val="left"/>
+      <w:pPr>
+        <w:ind w:left="3600" w:hanging="360"/>
+      </w:pPr>
+      <w:rPr/>
+    </w:lvl>
+    <w:lvl w:ilvl="5">
+      <w:start w:val="1"/>
+      <w:numFmt w:val="bullet"/>
+      <w:lvlText w:val=""/>
+      <w:lvlJc w:val="left"/>
+      <w:pPr>
+        <w:ind w:left="4320" w:hanging="360"/>
+      </w:pPr>
+      <w:rPr/>
+    </w:lvl>
+    <w:lvl w:ilvl="6">
+      <w:start w:val="1"/>
+      <w:numFmt w:val="bullet"/>
+      <w:lvlText w:val=""/>
+      <w:lvlJc w:val="left"/>
+      <w:pPr>
+        <w:ind w:left="5040" w:hanging="360"/>
+      </w:pPr>
+      <w:rPr/>
+    </w:lvl>
+    <w:lvl w:ilvl="7">
+      <w:start w:val="1"/>
+      <w:numFmt w:val="bullet"/>
+      <w:lvlText w:val=""/>
+      <w:lvlJc w:val="left"/>
+      <w:pPr>
+        <w:ind w:left="5760" w:hanging="360"/>
+      </w:pPr>
+      <w:rPr/>
+    </w:lvl>
+    <w:lvl w:ilvl="8">
+      <w:start w:val="1"/>
+      <w:numFmt w:val="bullet"/>
+      <w:lvlText w:val=""/>
+      <w:lvlJc w:val="left"/>
+      <w:pPr>
+        <w:ind w:left="6480" w:hanging="360"/>
+      </w:pPr>
+      <w:rPr/>
+    </w:lvl>
+  </w:abstractNum>
+  <w:num w:numId="1">
+    <w:abstractNumId w:val="1"/>
+  </w:num>
+  <w:num w:numId="2">
+    <w:abstractNumId w:val="2"/>
+  </w:num>
+  <w:num w:numId="3">
+    <w:abstractNumId w:val="3"/>
+  </w:num>
+  <w:num w:numId="4">
+    <w:abstractNumId w:val="4"/>
+  </w:num>
+</w:numbering>
 </file>
 
 <file path=word/styles.xml><?xml version="1.0" encoding="utf-8"?>
@@ -8601,23 +9627,6 @@
     <w:tblPr>
       <w:tblStyleRowBandSize w:val="1"/>
       <w:tblStyleColBandSize w:val="1"/>
-      <w:tblCellMar/>
-    </w:tblPr>
-  </w:style>
-  <w:style w:type="table" w:styleId="Table5">
-    <w:basedOn w:val="TableNormal"/>
-    <w:tblPr>
-      <w:tblStyleRowBandSize w:val="1"/>
-      <w:tblStyleColBandSize w:val="1"/>
-      <w:tblCellMar/>
-    </w:tblPr>
-  </w:style>
-  <w:style w:type="table" w:styleId="Table6">
-    <w:basedOn w:val="TableNormal"/>
-    <w:tblPr>
-      <w:tblStyleRowBandSize w:val="1"/>
-      <w:tblStyleColBandSize w:val="1"/>
-      <w:tblCellMar/>
     </w:tblPr>
   </w:style>
 </w:styles>
